--- a/docs/AGENT_GUARDRAILS.docx
+++ b/docs/AGENT_GUARDRAILS.docx
@@ -11,9 +11,287 @@
         <w:t xml:space="preserve">Agent Guardrails — Anti-Forgetting Enforcement (§11.4.109)</w:t>
       </w:r>
     </w:p>
-    <w:p>
-      <w:pPr>
-        <w:pStyle w:val="FirstParagraph"/>
+    <w:tbl>
+      <w:tblPr>
+        <w:tblStyle w:val="Table"/>
+        <w:tblW w:type="auto" w:w="0"/>
+        <w:tblLook w:firstRow="1" w:lastRow="0" w:firstColumn="0" w:lastColumn="0" w:noHBand="0" w:noVBand="0" w:val="0020"/>
+      </w:tblPr>
+      <w:tblGrid>
+        <w:gridCol w:w="3960"/>
+        <w:gridCol w:w="3960"/>
+      </w:tblGrid>
+      <w:tr>
+        <w:trPr>
+          <w:tblHeader w:val="on"/>
+        </w:trPr>
+        <w:tc>
+          <w:tcPr/>
+          <w:p>
+            <w:pPr>
+              <w:pStyle w:val="Compact"/>
+            </w:pPr>
+            <w:r>
+              <w:t xml:space="preserve">Field</w:t>
+            </w:r>
+          </w:p>
+        </w:tc>
+        <w:tc>
+          <w:tcPr/>
+          <w:p>
+            <w:pPr>
+              <w:pStyle w:val="Compact"/>
+            </w:pPr>
+            <w:r>
+              <w:t xml:space="preserve">Value</w:t>
+            </w:r>
+          </w:p>
+        </w:tc>
+      </w:tr>
+      <w:tr>
+        <w:tc>
+          <w:tcPr/>
+          <w:p>
+            <w:pPr>
+              <w:pStyle w:val="Compact"/>
+            </w:pPr>
+            <w:r>
+              <w:t xml:space="preserve">Revision</w:t>
+            </w:r>
+          </w:p>
+        </w:tc>
+        <w:tc>
+          <w:tcPr/>
+          <w:p>
+            <w:pPr>
+              <w:pStyle w:val="Compact"/>
+            </w:pPr>
+            <w:r>
+              <w:t xml:space="preserve">2</w:t>
+            </w:r>
+          </w:p>
+        </w:tc>
+      </w:tr>
+      <w:tr>
+        <w:tc>
+          <w:tcPr/>
+          <w:p>
+            <w:pPr>
+              <w:pStyle w:val="Compact"/>
+            </w:pPr>
+            <w:r>
+              <w:t xml:space="preserve">Created</w:t>
+            </w:r>
+          </w:p>
+        </w:tc>
+        <w:tc>
+          <w:tcPr/>
+          <w:p>
+            <w:pPr>
+              <w:pStyle w:val="Compact"/>
+            </w:pPr>
+            <w:r>
+              <w:t xml:space="preserve">2026-06-03</w:t>
+            </w:r>
+          </w:p>
+        </w:tc>
+      </w:tr>
+      <w:tr>
+        <w:tc>
+          <w:tcPr/>
+          <w:p>
+            <w:pPr>
+              <w:pStyle w:val="Compact"/>
+            </w:pPr>
+            <w:r>
+              <w:t xml:space="preserve">Last modified</w:t>
+            </w:r>
+          </w:p>
+        </w:tc>
+        <w:tc>
+          <w:tcPr/>
+          <w:p>
+            <w:pPr>
+              <w:pStyle w:val="Compact"/>
+            </w:pPr>
+            <w:r>
+              <w:t xml:space="preserve">2026-10-05T09:59:56Z</w:t>
+            </w:r>
+          </w:p>
+        </w:tc>
+      </w:tr>
+      <w:tr>
+        <w:tc>
+          <w:tcPr/>
+          <w:p>
+            <w:pPr>
+              <w:pStyle w:val="Compact"/>
+            </w:pPr>
+            <w:r>
+              <w:t xml:space="preserve">Status</w:t>
+            </w:r>
+          </w:p>
+        </w:tc>
+        <w:tc>
+          <w:tcPr/>
+          <w:p>
+            <w:pPr>
+              <w:pStyle w:val="Compact"/>
+            </w:pPr>
+            <w:r>
+              <w:t xml:space="preserve">active</w:t>
+            </w:r>
+          </w:p>
+        </w:tc>
+      </w:tr>
+      <w:tr>
+        <w:tc>
+          <w:tcPr/>
+          <w:p>
+            <w:pPr>
+              <w:pStyle w:val="Compact"/>
+            </w:pPr>
+            <w:r>
+              <w:t xml:space="preserve">Status summary</w:t>
+            </w:r>
+          </w:p>
+        </w:tc>
+        <w:tc>
+          <w:tcPr/>
+          <w:p>
+            <w:pPr>
+              <w:pStyle w:val="Compact"/>
+            </w:pPr>
+            <w:r>
+              <w:t xml:space="preserve">§11.4.44 revision header added retroactively (2026-10-05) — the file had none despite two prior meaningful commits: initial creation (1d9e5d6, 2026-06-03, the §11.4.109 anti-forgetting preamble + pre-action checklist) and a substantive addition (4ff4985, 2026-06-22, the "CodeGraph tool selection" + "Documented-exception escape hatch" + "Hostile third-party plugin hooks" sections). Revision numbered 2 to reflect that second real content change rather than restarting at 1. Content spot-checked for currency against this session's model-substrate amendments (the 2026-09-26/2026-10-04 §11.4.209/§11.4.211 Opus-xhigh-primary + Sonnet-fallback correction): this file names no model/alias/effort pin anywhere — the SUBAGENT CONSTITUTIONAL PREAMBLE's ten numbered rules cover emulator sourcing, anti-bluff, resource caps, no-sudo, no-force-push, no-hardcoding, pre-distribute test-execution, approved remotes, CONTINUATION maintenance, and no-guessing — so no content was stale against that amendment; only the header was missing.</w:t>
+            </w:r>
+          </w:p>
+        </w:tc>
+      </w:tr>
+      <w:tr>
+        <w:tc>
+          <w:tcPr/>
+          <w:p>
+            <w:pPr>
+              <w:pStyle w:val="Compact"/>
+            </w:pPr>
+            <w:r>
+              <w:t xml:space="preserve">Issues</w:t>
+            </w:r>
+          </w:p>
+        </w:tc>
+        <w:tc>
+          <w:tcPr/>
+          <w:p>
+            <w:pPr>
+              <w:pStyle w:val="Compact"/>
+            </w:pPr>
+            <w:r>
+              <w:t xml:space="preserve">none</w:t>
+            </w:r>
+          </w:p>
+        </w:tc>
+      </w:tr>
+      <w:tr>
+        <w:tc>
+          <w:tcPr/>
+          <w:p>
+            <w:pPr>
+              <w:pStyle w:val="Compact"/>
+            </w:pPr>
+            <w:r>
+              <w:t xml:space="preserve">Issues summary</w:t>
+            </w:r>
+          </w:p>
+        </w:tc>
+        <w:tc>
+          <w:tcPr/>
+          <w:p>
+            <w:pPr>
+              <w:pStyle w:val="Compact"/>
+            </w:pPr>
+            <w:r>
+              <w:t xml:space="preserve">—</w:t>
+            </w:r>
+          </w:p>
+        </w:tc>
+      </w:tr>
+      <w:tr>
+        <w:tc>
+          <w:tcPr/>
+          <w:p>
+            <w:pPr>
+              <w:pStyle w:val="Compact"/>
+            </w:pPr>
+            <w:r>
+              <w:t xml:space="preserve">Fixed</w:t>
+            </w:r>
+          </w:p>
+        </w:tc>
+        <w:tc>
+          <w:tcPr/>
+          <w:p>
+            <w:pPr>
+              <w:pStyle w:val="Compact"/>
+            </w:pPr>
+            <w:r>
+              <w:t xml:space="preserve">§11.4.44 header gap (this revision).</w:t>
+            </w:r>
+          </w:p>
+        </w:tc>
+      </w:tr>
+      <w:tr>
+        <w:tc>
+          <w:tcPr/>
+          <w:p>
+            <w:pPr>
+              <w:pStyle w:val="Compact"/>
+            </w:pPr>
+            <w:r>
+              <w:t xml:space="preserve">Fixed summary</w:t>
+            </w:r>
+          </w:p>
+        </w:tc>
+        <w:tc>
+          <w:tcPr/>
+          <w:p>
+            <w:pPr>
+              <w:pStyle w:val="Compact"/>
+            </w:pPr>
+            <w:r>
+              <w:t xml:space="preserve">—</w:t>
+            </w:r>
+          </w:p>
+        </w:tc>
+      </w:tr>
+      <w:tr>
+        <w:tc>
+          <w:tcPr/>
+          <w:p>
+            <w:pPr>
+              <w:pStyle w:val="Compact"/>
+            </w:pPr>
+            <w:r>
+              <w:t xml:space="preserve">Continuation</w:t>
+            </w:r>
+          </w:p>
+        </w:tc>
+        <w:tc>
+          <w:tcPr/>
+          <w:p>
+            <w:pPr>
+              <w:pStyle w:val="Compact"/>
+            </w:pPr>
+            <w:r>
+              <w:t xml:space="preserve">—</w:t>
+            </w:r>
+          </w:p>
+        </w:tc>
+      </w:tr>
+    </w:tbl>
+    <w:p>
+      <w:pPr>
+        <w:pStyle w:val="BodyText"/>
       </w:pPr>
       <w:r>
         <w:rPr>
